--- a/Table_TeamType.docx
+++ b/Table_TeamType.docx
@@ -235,7 +235,7 @@
                 <w:sz w:val="20"/>
                 <w:b w:val="true"/>
               </w:rPr>
-              <w:t xml:space="default">No. of Attendings</w:t>
+              <w:t xml:space="default">Attendings</w:t>
             </w:r>
           </w:p>
         </w:tc>
@@ -361,7 +361,7 @@
                 <w:sz w:val="20"/>
                 <w:b w:val="true"/>
               </w:rPr>
-              <w:t xml:space="default">No. of Trainees</w:t>
+              <w:t xml:space="default">Trainees</w:t>
             </w:r>
           </w:p>
         </w:tc>
@@ -487,7 +487,7 @@
                 <w:sz w:val="20"/>
                 <w:b w:val="true"/>
               </w:rPr>
-              <w:t xml:space="default">No. of NPs/PAs</w:t>
+              <w:t xml:space="default">NPs/PAs</w:t>
             </w:r>
           </w:p>
         </w:tc>
@@ -613,7 +613,7 @@
                 <w:sz w:val="20"/>
                 <w:b w:val="true"/>
               </w:rPr>
-              <w:t xml:space="default">No. of PharmDs</w:t>
+              <w:t xml:space="default">PharmDs</w:t>
             </w:r>
           </w:p>
         </w:tc>
@@ -739,7 +739,7 @@
                 <w:sz w:val="20"/>
                 <w:b w:val="true"/>
               </w:rPr>
-              <w:t xml:space="default">No. of CDEs</w:t>
+              <w:t xml:space="default">CDCESs</w:t>
             </w:r>
           </w:p>
         </w:tc>
